--- a/deliverables/巡防百科汇报PPT讲解稿.docx
+++ b/deliverables/巡防百科汇报PPT讲解稿.docx
@@ -50,7 +50,7 @@
         <w:drawing>
           <wp:inline xmlns:a="http://schemas.openxmlformats.org/drawingml/2006/main" xmlns:pic="http://schemas.openxmlformats.org/drawingml/2006/picture">
             <wp:extent cx="5652000" cy="3180940"/>
-            <wp:docPr id="1" name="Picture 1"/>
+            <wp:docPr id="1" name="Picture 1" descr="夜间巡逻场景：警车与巡逻民警" title="巡防百科汇报讲解稿封面图"/>
             <wp:cNvGraphicFramePr>
               <a:graphicFrameLocks noChangeAspect="1"/>
             </wp:cNvGraphicFramePr>
